--- a/BÁO CÁO SAU BUỔI THỰC HÀNH_SESSION05.docx
+++ b/BÁO CÁO SAU BUỔI THỰC HÀNH_SESSION05.docx
@@ -69,7 +69,7 @@
           <w:szCs w:val="28"/>
           <w:rtl w:val="0"/>
         </w:rPr>
-        <w:t xml:space="preserve">: JAVA</w:t>
+        <w:t xml:space="preserve">: JAVA ADVANCED</w:t>
       </w:r>
     </w:p>
     <w:p>
@@ -375,6 +375,9 @@
         <w:spacing w:after="240" w:before="240" w:line="276" w:lineRule="auto"/>
         <w:rPr>
           <w:rFonts w:ascii="Times New Roman" w:cs="Times New Roman" w:eastAsia="Times New Roman" w:hAnsi="Times New Roman"/>
+          <w:b w:val="1"/>
+          <w:bCs w:val="1"/>
+          <w:color w:val="000000"/>
         </w:rPr>
       </w:pPr>
       <w:bookmarkStart w:colFirst="0" w:colLast="0" w:name="_i5nzdtspcuv0" w:id="1"/>
@@ -382,6 +385,9 @@
       <w:r>
         <w:rPr>
           <w:rFonts w:ascii="Times New Roman" w:cs="Times New Roman" w:eastAsia="Times New Roman" w:hAnsi="Times New Roman"/>
+          <w:b w:val="1"/>
+          <w:bCs w:val="1"/>
+          <w:color w:val="000000"/>
           <w:rtl w:val="0"/>
         </w:rPr>
         <w:t xml:space="preserve">1. Trình bày các giải pháp</w:t>
@@ -444,13 +450,22 @@
       <w:r>
         <w:rPr>
           <w:rFonts w:ascii="Times New Roman" w:cs="Times New Roman" w:eastAsia="Times New Roman" w:hAnsi="Times New Roman"/>
-          <w:sz w:val="28"/>
-          <w:szCs w:val="28"/>
-          <w:rtl w:val="0"/>
-        </w:rPr>
-        <w:t xml:space="preserve">Vấn đề: Làm sao để quản lý nhiều loại món ăn khác nhau mà không phải viết lại</w:t>
-        <w:br w:type="textWrapping"/>
-        <w:t xml:space="preserve">code tính giá cho từng loại?</w:t>
+          <w:b w:val="1"/>
+          <w:bCs w:val="1"/>
+          <w:sz w:val="28"/>
+          <w:szCs w:val="28"/>
+          <w:rtl w:val="0"/>
+        </w:rPr>
+        <w:t xml:space="preserve">Vấn đề:</w:t>
+      </w:r>
+      <w:r>
+        <w:rPr>
+          <w:rFonts w:ascii="Times New Roman" w:cs="Times New Roman" w:eastAsia="Times New Roman" w:hAnsi="Times New Roman"/>
+          <w:sz w:val="28"/>
+          <w:szCs w:val="28"/>
+          <w:rtl w:val="0"/>
+        </w:rPr>
+        <w:t xml:space="preserve"> Làm sao để quản lý nhiều loại món ăn khác nhau mà không phải viết lại code tính giá cho từng loại?</w:t>
       </w:r>
     </w:p>
     <w:p>
@@ -466,13 +481,17 @@
         <w:spacing w:line="276" w:lineRule="auto"/>
         <w:rPr>
           <w:rFonts w:ascii="Times New Roman" w:cs="Times New Roman" w:eastAsia="Times New Roman" w:hAnsi="Times New Roman"/>
-          <w:sz w:val="28"/>
-          <w:szCs w:val="28"/>
-        </w:rPr>
-      </w:pPr>
-      <w:r>
-        <w:rPr>
-          <w:rFonts w:ascii="Times New Roman" w:cs="Times New Roman" w:eastAsia="Times New Roman" w:hAnsi="Times New Roman"/>
+          <w:b w:val="1"/>
+          <w:bCs w:val="1"/>
+          <w:sz w:val="28"/>
+          <w:szCs w:val="28"/>
+        </w:rPr>
+      </w:pPr>
+      <w:r>
+        <w:rPr>
+          <w:rFonts w:ascii="Times New Roman" w:cs="Times New Roman" w:eastAsia="Times New Roman" w:hAnsi="Times New Roman"/>
+          <w:b w:val="1"/>
+          <w:bCs w:val="1"/>
           <w:sz w:val="28"/>
           <w:szCs w:val="28"/>
           <w:rtl w:val="0"/>
@@ -1597,6 +1616,36 @@
     </w:p>
     <w:p>
       <w:pPr>
+        <w:pStyle w:val="Heading3"/>
+        <w:pBdr>
+          <w:top w:color="auto" w:space="0" w:sz="0" w:val="none"/>
+          <w:left w:color="auto" w:space="26" w:sz="0" w:val="none"/>
+          <w:bottom w:color="auto" w:space="0" w:sz="0" w:val="none"/>
+          <w:right w:color="auto" w:space="0" w:sz="0" w:val="none"/>
+          <w:between w:color="auto" w:space="0" w:sz="0" w:val="none"/>
+        </w:pBdr>
+        <w:shd w:fill="ffffff" w:val="clear"/>
+        <w:spacing w:after="240" w:before="240" w:lineRule="auto"/>
+        <w:rPr>
+          <w:b w:val="1"/>
+          <w:bCs w:val="1"/>
+          <w:color w:val="000000"/>
+        </w:rPr>
+      </w:pPr>
+      <w:bookmarkStart w:colFirst="0" w:colLast="0" w:name="_qt5ad9mvx3iu" w:id="7"/>
+      <w:bookmarkEnd w:id="7"/>
+      <w:r>
+        <w:rPr>
+          <w:b w:val="1"/>
+          <w:bCs w:val="1"/>
+          <w:color w:val="000000"/>
+          <w:rtl w:val="0"/>
+        </w:rPr>
+        <w:t xml:space="preserve">2. Liệt kê các câu hỏi từ nhóm khác và câu hỏi phản biện</w:t>
+      </w:r>
+    </w:p>
+    <w:p>
+      <w:pPr>
         <w:pBdr>
           <w:top w:color="auto" w:space="0" w:sz="0" w:val="none"/>
           <w:left w:color="auto" w:space="26" w:sz="0" w:val="none"/>
@@ -1608,37 +1657,6 @@
         <w:spacing w:after="240" w:before="240" w:line="276" w:lineRule="auto"/>
         <w:rPr>
           <w:rFonts w:ascii="Times New Roman" w:cs="Times New Roman" w:eastAsia="Times New Roman" w:hAnsi="Times New Roman"/>
-          <w:b w:val="1"/>
-          <w:bCs w:val="1"/>
-          <w:sz w:val="28"/>
-          <w:szCs w:val="28"/>
-        </w:rPr>
-      </w:pPr>
-      <w:r>
-        <w:rPr>
-          <w:rFonts w:ascii="Times New Roman" w:cs="Times New Roman" w:eastAsia="Times New Roman" w:hAnsi="Times New Roman"/>
-          <w:b w:val="1"/>
-          <w:bCs w:val="1"/>
-          <w:sz w:val="28"/>
-          <w:szCs w:val="28"/>
-          <w:rtl w:val="0"/>
-        </w:rPr>
-        <w:t xml:space="preserve">2. Liệt kê các câu hỏi từ nhóm khác và câu hỏi phản biện</w:t>
-      </w:r>
-    </w:p>
-    <w:p>
-      <w:pPr>
-        <w:pBdr>
-          <w:top w:color="auto" w:space="0" w:sz="0" w:val="none"/>
-          <w:left w:color="auto" w:space="26" w:sz="0" w:val="none"/>
-          <w:bottom w:color="auto" w:space="0" w:sz="0" w:val="none"/>
-          <w:right w:color="auto" w:space="0" w:sz="0" w:val="none"/>
-          <w:between w:color="auto" w:space="0" w:sz="0" w:val="none"/>
-        </w:pBdr>
-        <w:shd w:fill="ffffff" w:val="clear"/>
-        <w:spacing w:after="240" w:before="240" w:line="276" w:lineRule="auto"/>
-        <w:rPr>
-          <w:rFonts w:ascii="Times New Roman" w:cs="Times New Roman" w:eastAsia="Times New Roman" w:hAnsi="Times New Roman"/>
           <w:sz w:val="28"/>
           <w:szCs w:val="28"/>
         </w:rPr>
@@ -1655,30 +1673,29 @@
     </w:p>
     <w:p>
       <w:pPr>
-        <w:pBdr>
-          <w:top w:color="auto" w:space="0" w:sz="0" w:val="none"/>
-          <w:left w:color="auto" w:space="26" w:sz="0" w:val="none"/>
-          <w:bottom w:color="auto" w:space="0" w:sz="0" w:val="none"/>
-          <w:right w:color="auto" w:space="0" w:sz="0" w:val="none"/>
-          <w:between w:color="auto" w:space="0" w:sz="0" w:val="none"/>
-        </w:pBdr>
-        <w:shd w:fill="ffffff" w:val="clear"/>
-        <w:spacing w:after="240" w:before="240" w:line="276" w:lineRule="auto"/>
-        <w:rPr>
-          <w:rFonts w:ascii="Times New Roman" w:cs="Times New Roman" w:eastAsia="Times New Roman" w:hAnsi="Times New Roman"/>
-          <w:b w:val="1"/>
-          <w:bCs w:val="1"/>
-          <w:sz w:val="28"/>
-          <w:szCs w:val="28"/>
-        </w:rPr>
-      </w:pPr>
-      <w:r>
-        <w:rPr>
-          <w:rFonts w:ascii="Times New Roman" w:cs="Times New Roman" w:eastAsia="Times New Roman" w:hAnsi="Times New Roman"/>
-          <w:b w:val="1"/>
-          <w:bCs w:val="1"/>
-          <w:sz w:val="28"/>
-          <w:szCs w:val="28"/>
+        <w:pStyle w:val="Heading3"/>
+        <w:pBdr>
+          <w:top w:color="auto" w:space="0" w:sz="0" w:val="none"/>
+          <w:left w:color="auto" w:space="26" w:sz="0" w:val="none"/>
+          <w:bottom w:color="auto" w:space="0" w:sz="0" w:val="none"/>
+          <w:right w:color="auto" w:space="0" w:sz="0" w:val="none"/>
+          <w:between w:color="auto" w:space="0" w:sz="0" w:val="none"/>
+        </w:pBdr>
+        <w:shd w:fill="ffffff" w:val="clear"/>
+        <w:spacing w:after="240" w:before="240" w:lineRule="auto"/>
+        <w:rPr>
+          <w:b w:val="1"/>
+          <w:bCs w:val="1"/>
+          <w:color w:val="000000"/>
+        </w:rPr>
+      </w:pPr>
+      <w:bookmarkStart w:colFirst="0" w:colLast="0" w:name="_acnve4siiin3" w:id="8"/>
+      <w:bookmarkEnd w:id="8"/>
+      <w:r>
+        <w:rPr>
+          <w:b w:val="1"/>
+          <w:bCs w:val="1"/>
+          <w:color w:val="000000"/>
           <w:rtl w:val="0"/>
         </w:rPr>
         <w:t xml:space="preserve"> 3. Thực hành triển khai code:</w:t>
@@ -1730,8 +1747,8 @@
           <w:szCs w:val="28"/>
         </w:rPr>
       </w:pPr>
-      <w:bookmarkStart w:colFirst="0" w:colLast="0" w:name="_i3z5yvs6npms" w:id="7"/>
-      <w:bookmarkEnd w:id="7"/>
+      <w:bookmarkStart w:colFirst="0" w:colLast="0" w:name="_i3z5yvs6npms" w:id="9"/>
+      <w:bookmarkEnd w:id="9"/>
       <w:r>
         <w:rPr>
           <w:rFonts w:ascii="Times New Roman" w:cs="Times New Roman" w:eastAsia="Times New Roman" w:hAnsi="Times New Roman"/>
@@ -1968,8 +1985,8 @@
           <w:szCs w:val="28"/>
         </w:rPr>
       </w:pPr>
-      <w:bookmarkStart w:colFirst="0" w:colLast="0" w:name="_se8vpcyveqgd" w:id="8"/>
-      <w:bookmarkEnd w:id="8"/>
+      <w:bookmarkStart w:colFirst="0" w:colLast="0" w:name="_se8vpcyveqgd" w:id="10"/>
+      <w:bookmarkEnd w:id="10"/>
       <w:r>
         <w:rPr>
           <w:rFonts w:ascii="Times New Roman" w:cs="Times New Roman" w:eastAsia="Times New Roman" w:hAnsi="Times New Roman"/>
@@ -2153,8 +2170,8 @@
           <w:szCs w:val="28"/>
         </w:rPr>
       </w:pPr>
-      <w:bookmarkStart w:colFirst="0" w:colLast="0" w:name="_q234yye4bv83" w:id="9"/>
-      <w:bookmarkEnd w:id="9"/>
+      <w:bookmarkStart w:colFirst="0" w:colLast="0" w:name="_q234yye4bv83" w:id="11"/>
+      <w:bookmarkEnd w:id="11"/>
       <w:r>
         <w:rPr>
           <w:rFonts w:ascii="Times New Roman" w:cs="Times New Roman" w:eastAsia="Times New Roman" w:hAnsi="Times New Roman"/>
@@ -2221,8 +2238,8 @@
           <w:szCs w:val="28"/>
         </w:rPr>
       </w:pPr>
-      <w:bookmarkStart w:colFirst="0" w:colLast="0" w:name="_l7g0stsnpjrs" w:id="10"/>
-      <w:bookmarkEnd w:id="10"/>
+      <w:bookmarkStart w:colFirst="0" w:colLast="0" w:name="_l7g0stsnpjrs" w:id="12"/>
+      <w:bookmarkEnd w:id="12"/>
       <w:r>
         <w:rPr>
           <w:rFonts w:ascii="Times New Roman" w:cs="Times New Roman" w:eastAsia="Times New Roman" w:hAnsi="Times New Roman"/>
@@ -2417,8 +2434,8 @@
           <w:szCs w:val="28"/>
         </w:rPr>
       </w:pPr>
-      <w:bookmarkStart w:colFirst="0" w:colLast="0" w:name="_hbifwe2pweqn" w:id="11"/>
-      <w:bookmarkEnd w:id="11"/>
+      <w:bookmarkStart w:colFirst="0" w:colLast="0" w:name="_hbifwe2pweqn" w:id="13"/>
+      <w:bookmarkEnd w:id="13"/>
       <w:r>
         <w:rPr>
           <w:rFonts w:ascii="Times New Roman" w:cs="Times New Roman" w:eastAsia="Times New Roman" w:hAnsi="Times New Roman"/>
@@ -2478,8 +2495,8 @@
           <w:szCs w:val="28"/>
         </w:rPr>
       </w:pPr>
-      <w:bookmarkStart w:colFirst="0" w:colLast="0" w:name="_te76hn9dw0vj" w:id="12"/>
-      <w:bookmarkEnd w:id="12"/>
+      <w:bookmarkStart w:colFirst="0" w:colLast="0" w:name="_te76hn9dw0vj" w:id="14"/>
+      <w:bookmarkEnd w:id="14"/>
       <w:r>
         <w:rPr>
           <w:rFonts w:ascii="Times New Roman" w:cs="Times New Roman" w:eastAsia="Times New Roman" w:hAnsi="Times New Roman"/>
